--- a/tillsyn/A 24852-2024 tillsynsbegäran.docx
+++ b/tillsyn/A 24852-2024 tillsynsbegäran.docx
@@ -267,7 +267,7 @@
     <w:r>
       <w:tab/>
       <w:tab/>
-      <w:t>2026-06-18</w:t>
+      <w:t>2026-06-19</w:t>
       <w:br/>
       <w:br/>
     </w:r>

--- a/tillsyn/A 24852-2024 tillsynsbegäran.docx
+++ b/tillsyn/A 24852-2024 tillsynsbegäran.docx
@@ -267,7 +267,7 @@
     <w:r>
       <w:tab/>
       <w:tab/>
-      <w:t>2026-06-19</w:t>
+      <w:t>2026-06-20</w:t>
       <w:br/>
       <w:br/>
     </w:r>

--- a/tillsyn/A 24852-2024 tillsynsbegäran.docx
+++ b/tillsyn/A 24852-2024 tillsynsbegäran.docx
@@ -12,10 +12,7 @@
     </w:p>
     <w:p>
       <w:r>
-        <w:t>Detta dokument behandlar höga naturvärden i avverkningsanmälan A 24852-2024 i Hudiksvalls kommun som inkom 2024-06-18 och omfattar 19,2 ha.</w:t>
-      </w:r>
-      <w:r>
-        <w:t xml:space="preserve"> I Figur 1 visas fyndplatser för naturvårdsarter i området, som finns registrerade på Artportalen.</w:t>
+        <w:t>Denna tillsynsbegäran behandlar höga naturvärden i avverkningsanmälan A 24852-2024 i Hudiksvalls kommun som inkom 2024-06-18 och omfattar 19,2 ha.</w:t>
       </w:r>
     </w:p>
     <w:p>
@@ -63,7 +60,20 @@
         <w:spacing w:after="240"/>
       </w:pPr>
       <w:r>
-        <w:t>Figur 1. Fyndplatser för naturvårdsarter inom 21 meter från avverkningsanmälan (röd linje). Inom parentes anges rödlistekategorier, S för signalarter, Tför typiska arter och fridlysningsparagrafer i artskyddsförordningen.Markörer utan svart kant är placerade på fyndplatsen. Markörer med svart kant är placerade vid sidan av fyndplatsen och har ett svart streck som visar fyndplatsens exakta position. Kartans mittpunktskoordinat är N 6888561, E 573744 i SWEREF 99 TM.</w:t>
+        <w:t>Figur 1. Fyndplatser för naturvårdsarter inom 21 meter från avverkningsanmälan. Markörer utan svart kant är placerade på fyndplatsen. Markörer med svart kant är placerade vid sidan av fyndplatsen har ett svart streck som visar fyndplatsens exakta position. Kartans mittpunktskoordinat är N 6888561, E 573744 i SWEREF 99 TM.</w:t>
+      </w:r>
+    </w:p>
+    <w:p>
+      <w:r>
+        <w:t>Inom 21 meter från avverkningsanmälan finns fynd av 2 naturvårdsarter, varav 2 är rödlistade och 1 är typisk (T): smalskaftslav (VU) och kattfotslav (NT, T). Se Figur 1.</w:t>
+      </w:r>
+    </w:p>
+    <w:p>
+      <w:pPr>
+        <w:pStyle w:val="Heading1"/>
+      </w:pPr>
+      <w:r>
+        <w:t>Tillsynsbegäran</w:t>
       </w:r>
     </w:p>
     <w:p>
@@ -77,26 +87,27 @@
       </w:r>
     </w:p>
     <w:p>
-      <w:r>
-        <w:t>Nedan beskrivs fynd av naturvårdsarter som gjorts i det avverkningsanmälda området.</w:t>
-      </w:r>
-    </w:p>
-    <w:p>
       <w:pPr>
         <w:pStyle w:val="Heading1"/>
       </w:pPr>
       <w:r>
-        <w:t>Naturvårdsarter</w:t>
+        <w:t>Naturvårdsarter och fridlysta arter</w:t>
       </w:r>
     </w:p>
     <w:p>
       <w:r>
-        <w:t>Inom 21 meter från avverkningsanmälan har följande 2 naturvårdsarter hittats: smalskaftslav (VU) och kattfotslav (NT, T). Av dessa är 2 rödlistade. För rödlistade arter har rödlistekategorin angivits inom parentes. Typiska arter inom Natura 2000 som är kopplade till skogsekosystem har markerats med (T).</w:t>
+        <w:t>Nedan följer beskrivningar av de naturvårdsarter och fridlysta arter som har sina livsmiljöer och växtplatser i den avverkningsanmälda skogen. De påträffade naturvårdsarterna är ett tydligt kvitto på att det rör sig om en skog med höga naturvärden.</w:t>
       </w:r>
     </w:p>
     <w:p>
       <w:r>
-        <w:t>De påträffade naturvårdsarterna är ett tydligt kvitto på att det rör sig om en skog med höga naturvärden.</w:t>
+        <w:rPr>
+          <w:b/>
+        </w:rPr>
+        <w:t>Smalskaftslav (VU)</w:t>
+      </w:r>
+      <w:r>
+        <w:t>, rödlistad som sårbar, påträffas i gamla barrskogar eller lövskogar med mycket hög och jämn luftfuktighet. Arten är placerad i toppen av Skogsstyrelsens värdepyramid för bedömning av skog med höga naturvärden och alla skogsbruksåtgärder som kan påverka hydrologi och fuktighetsförhållandena på eller i omedelbar närhet av växtplatserna, t.ex. utglesning eller slutavverkning, är ett hot. Samtliga förekomster bör skyddas tillsammans med väl tilltagna skyddszoner (Nitare &amp; Skogsstyrelsen, 2019; SLU Artdatabanken, 2024).</w:t>
       </w:r>
     </w:p>
     <w:p>
@@ -126,17 +137,6 @@
       </w:r>
       <w:r>
         <w:t xml:space="preserve"> (Nitare &amp; Skogsstyrelsen, 2019; SLU Artdatabanken, 2026).</w:t>
-      </w:r>
-    </w:p>
-    <w:p>
-      <w:r>
-        <w:rPr>
-          <w:b/>
-        </w:rPr>
-        <w:t>Smalskaftslav (VU)</w:t>
-      </w:r>
-      <w:r>
-        <w:t>, rödlistad som sårbar, påträffas i gamla barrskogar eller lövskogar med mycket hög och jämn luftfuktighet. Arten är placerad i toppen av Skogsstyrelsens värdepyramid för bedömning av skog med höga naturvärden och alla skogsbruksåtgärder som kan påverka hydrologi och fuktighetsförhållandena på eller i omedelbar närhet av växtplatserna, t.ex. utglesning eller slutavverkning, är ett hot. Samtliga förekomster bör skyddas tillsammans med väl tilltagna skyddszoner (Nitare &amp; Skogsstyrelsen, 2019; SLU Artdatabanken, 2024).</w:t>
       </w:r>
     </w:p>
     <w:sectPr>
@@ -267,7 +267,7 @@
     <w:r>
       <w:tab/>
       <w:tab/>
-      <w:t>2026-06-20</w:t>
+      <w:t>2026-06-21</w:t>
       <w:br/>
       <w:br/>
     </w:r>

--- a/tillsyn/A 24852-2024 tillsynsbegäran.docx
+++ b/tillsyn/A 24852-2024 tillsynsbegäran.docx
@@ -267,7 +267,7 @@
     <w:r>
       <w:tab/>
       <w:tab/>
-      <w:t>2026-06-21</w:t>
+      <w:t>2026-06-22</w:t>
       <w:br/>
       <w:br/>
     </w:r>

--- a/tillsyn/A 24852-2024 tillsynsbegäran.docx
+++ b/tillsyn/A 24852-2024 tillsynsbegäran.docx
@@ -267,7 +267,7 @@
     <w:r>
       <w:tab/>
       <w:tab/>
-      <w:t>2026-06-22</w:t>
+      <w:t>2026-06-23</w:t>
       <w:br/>
       <w:br/>
     </w:r>

--- a/tillsyn/A 24852-2024 tillsynsbegäran.docx
+++ b/tillsyn/A 24852-2024 tillsynsbegäran.docx
@@ -267,7 +267,7 @@
     <w:r>
       <w:tab/>
       <w:tab/>
-      <w:t>2026-06-23</w:t>
+      <w:t>2026-06-24</w:t>
       <w:br/>
       <w:br/>
     </w:r>

--- a/tillsyn/A 24852-2024 tillsynsbegäran.docx
+++ b/tillsyn/A 24852-2024 tillsynsbegäran.docx
@@ -267,7 +267,7 @@
     <w:r>
       <w:tab/>
       <w:tab/>
-      <w:t>2026-06-24</w:t>
+      <w:t>2026-06-25</w:t>
       <w:br/>
       <w:br/>
     </w:r>

--- a/tillsyn/A 24852-2024 tillsynsbegäran.docx
+++ b/tillsyn/A 24852-2024 tillsynsbegäran.docx
@@ -267,7 +267,7 @@
     <w:r>
       <w:tab/>
       <w:tab/>
-      <w:t>2026-06-25</w:t>
+      <w:t>2026-06-26</w:t>
       <w:br/>
       <w:br/>
     </w:r>

--- a/tillsyn/A 24852-2024 tillsynsbegäran.docx
+++ b/tillsyn/A 24852-2024 tillsynsbegäran.docx
@@ -267,7 +267,7 @@
     <w:r>
       <w:tab/>
       <w:tab/>
-      <w:t>2026-06-26</w:t>
+      <w:t>2026-06-27</w:t>
       <w:br/>
       <w:br/>
     </w:r>

--- a/tillsyn/A 24852-2024 tillsynsbegäran.docx
+++ b/tillsyn/A 24852-2024 tillsynsbegäran.docx
@@ -267,7 +267,7 @@
     <w:r>
       <w:tab/>
       <w:tab/>
-      <w:t>2026-06-27</w:t>
+      <w:t>2026-06-28</w:t>
       <w:br/>
       <w:br/>
     </w:r>

--- a/tillsyn/A 24852-2024 tillsynsbegäran.docx
+++ b/tillsyn/A 24852-2024 tillsynsbegäran.docx
@@ -267,7 +267,7 @@
     <w:r>
       <w:tab/>
       <w:tab/>
-      <w:t>2026-06-28</w:t>
+      <w:t>2026-06-29</w:t>
       <w:br/>
       <w:br/>
     </w:r>

--- a/tillsyn/A 24852-2024 tillsynsbegäran.docx
+++ b/tillsyn/A 24852-2024 tillsynsbegäran.docx
@@ -267,7 +267,7 @@
     <w:r>
       <w:tab/>
       <w:tab/>
-      <w:t>2026-06-29</w:t>
+      <w:t>2026-06-30</w:t>
       <w:br/>
       <w:br/>
     </w:r>

--- a/tillsyn/A 24852-2024 tillsynsbegäran.docx
+++ b/tillsyn/A 24852-2024 tillsynsbegäran.docx
@@ -267,7 +267,7 @@
     <w:r>
       <w:tab/>
       <w:tab/>
-      <w:t>2026-06-30</w:t>
+      <w:t>2026-07-01</w:t>
       <w:br/>
       <w:br/>
     </w:r>

--- a/tillsyn/A 24852-2024 tillsynsbegäran.docx
+++ b/tillsyn/A 24852-2024 tillsynsbegäran.docx
@@ -267,7 +267,7 @@
     <w:r>
       <w:tab/>
       <w:tab/>
-      <w:t>2026-07-01</w:t>
+      <w:t>2026-07-02</w:t>
       <w:br/>
       <w:br/>
     </w:r>

--- a/tillsyn/A 24852-2024 tillsynsbegäran.docx
+++ b/tillsyn/A 24852-2024 tillsynsbegäran.docx
@@ -267,7 +267,7 @@
     <w:r>
       <w:tab/>
       <w:tab/>
-      <w:t>2026-07-02</w:t>
+      <w:t>2026-07-03</w:t>
       <w:br/>
       <w:br/>
     </w:r>

--- a/tillsyn/A 24852-2024 tillsynsbegäran.docx
+++ b/tillsyn/A 24852-2024 tillsynsbegäran.docx
@@ -267,7 +267,7 @@
     <w:r>
       <w:tab/>
       <w:tab/>
-      <w:t>2026-07-13</w:t>
+      <w:t>2026-07-14</w:t>
       <w:br/>
       <w:br/>
     </w:r>

--- a/tillsyn/A 24852-2024 tillsynsbegäran.docx
+++ b/tillsyn/A 24852-2024 tillsynsbegäran.docx
@@ -267,7 +267,7 @@
     <w:r>
       <w:tab/>
       <w:tab/>
-      <w:t>2026-07-14</w:t>
+      <w:t>2026-07-15</w:t>
       <w:br/>
       <w:br/>
     </w:r>

--- a/tillsyn/A 24852-2024 tillsynsbegäran.docx
+++ b/tillsyn/A 24852-2024 tillsynsbegäran.docx
@@ -267,7 +267,7 @@
     <w:r>
       <w:tab/>
       <w:tab/>
-      <w:t>2026-07-15</w:t>
+      <w:t>2026-07-16</w:t>
       <w:br/>
       <w:br/>
     </w:r>

--- a/tillsyn/A 24852-2024 tillsynsbegäran.docx
+++ b/tillsyn/A 24852-2024 tillsynsbegäran.docx
@@ -267,7 +267,7 @@
     <w:r>
       <w:tab/>
       <w:tab/>
-      <w:t>2026-07-16</w:t>
+      <w:t>2026-07-17</w:t>
       <w:br/>
       <w:br/>
     </w:r>

--- a/tillsyn/A 24852-2024 tillsynsbegäran.docx
+++ b/tillsyn/A 24852-2024 tillsynsbegäran.docx
@@ -267,7 +267,7 @@
     <w:r>
       <w:tab/>
       <w:tab/>
-      <w:t>2026-07-17</w:t>
+      <w:t>2026-07-18</w:t>
       <w:br/>
       <w:br/>
     </w:r>

--- a/tillsyn/A 24852-2024 tillsynsbegäran.docx
+++ b/tillsyn/A 24852-2024 tillsynsbegäran.docx
@@ -267,7 +267,7 @@
     <w:r>
       <w:tab/>
       <w:tab/>
-      <w:t>2026-07-18</w:t>
+      <w:t>2026-07-19</w:t>
       <w:br/>
       <w:br/>
     </w:r>

--- a/tillsyn/A 24852-2024 tillsynsbegäran.docx
+++ b/tillsyn/A 24852-2024 tillsynsbegäran.docx
@@ -267,7 +267,7 @@
     <w:r>
       <w:tab/>
       <w:tab/>
-      <w:t>2026-07-19</w:t>
+      <w:t>2026-07-20</w:t>
       <w:br/>
       <w:br/>
     </w:r>

--- a/tillsyn/A 24852-2024 tillsynsbegäran.docx
+++ b/tillsyn/A 24852-2024 tillsynsbegäran.docx
@@ -267,7 +267,7 @@
     <w:r>
       <w:tab/>
       <w:tab/>
-      <w:t>2026-07-20</w:t>
+      <w:t>2026-07-21</w:t>
       <w:br/>
       <w:br/>
     </w:r>
